--- a/examples/Turkcell-Tercih-Edilen-Kaynak-Butonu.docx
+++ b/examples/Turkcell-Tercih-Edilen-Kaynak-Butonu.docx
@@ -516,8 +516,72 @@
           <w:sz w:val="17"/>
           <w:szCs w:val="17"/>
         </w:rPr>
-        <w:t xml:space="preserve">Kaynak: blog.google · Preferred Sources dil genişlemesi, Web'i keşfetmenin beş yeni yolu, Orijinal ve yüksek kaliteli içerik duyuruları</w:t>
-      </w:r>
+        <w:t xml:space="preserve">Kaynak: </w:t>
+      </w:r>
+      <w:hyperlink w:history="1" r:id="rId3mps9rztyqhsg1_p73uyn">
+        <w:r>
+          <w:rPr>
+            <w:rFonts w:ascii="Calibri" w:cs="Calibri" w:eastAsia="Calibri" w:hAnsi="Calibri"/>
+            <w:i/>
+            <w:iCs/>
+            <w:color w:val="0B5FA5"/>
+            <w:sz w:val="17"/>
+            <w:szCs w:val="17"/>
+            <w:u w:val="single"/>
+          </w:rPr>
+          <w:t xml:space="preserve">Preferred Sources dil genişlemesi</w:t>
+        </w:r>
+      </w:hyperlink>
+      <w:r>
+        <w:rPr>
+          <w:rFonts w:ascii="Calibri" w:cs="Calibri" w:eastAsia="Calibri" w:hAnsi="Calibri"/>
+          <w:i/>
+          <w:iCs/>
+          <w:color w:val="6B7F7A"/>
+          <w:sz w:val="17"/>
+          <w:szCs w:val="17"/>
+        </w:rPr>
+        <w:t xml:space="preserve"> · </w:t>
+      </w:r>
+      <w:hyperlink w:history="1" r:id="rId-ekkh_quibucr4epz-eun">
+        <w:r>
+          <w:rPr>
+            <w:rFonts w:ascii="Calibri" w:cs="Calibri" w:eastAsia="Calibri" w:hAnsi="Calibri"/>
+            <w:i/>
+            <w:iCs/>
+            <w:color w:val="0B5FA5"/>
+            <w:sz w:val="17"/>
+            <w:szCs w:val="17"/>
+            <w:u w:val="single"/>
+          </w:rPr>
+          <w:t xml:space="preserve">Web'i keşfetmenin beş yeni yolu</w:t>
+        </w:r>
+      </w:hyperlink>
+      <w:r>
+        <w:rPr>
+          <w:rFonts w:ascii="Calibri" w:cs="Calibri" w:eastAsia="Calibri" w:hAnsi="Calibri"/>
+          <w:i/>
+          <w:iCs/>
+          <w:color w:val="6B7F7A"/>
+          <w:sz w:val="17"/>
+          <w:szCs w:val="17"/>
+        </w:rPr>
+        <w:t xml:space="preserve"> · </w:t>
+      </w:r>
+      <w:hyperlink w:history="1" r:id="rIdz6bl7pff2gecgfhg6rslz">
+        <w:r>
+          <w:rPr>
+            <w:rFonts w:ascii="Calibri" w:cs="Calibri" w:eastAsia="Calibri" w:hAnsi="Calibri"/>
+            <w:i/>
+            <w:iCs/>
+            <w:color w:val="0B5FA5"/>
+            <w:sz w:val="17"/>
+            <w:szCs w:val="17"/>
+            <w:u w:val="single"/>
+          </w:rPr>
+          <w:t xml:space="preserve">Orijinal ve yüksek kaliteli içerik</w:t>
+        </w:r>
+      </w:hyperlink>
     </w:p>
     <w:p>
       <w:pPr>
@@ -678,8 +742,22 @@
           <w:sz w:val="17"/>
           <w:szCs w:val="17"/>
         </w:rPr>
-        <w:t xml:space="preserve">Kaynak: blog.google · Orijinal ve yüksek kaliteli içerik duyurusu</w:t>
-      </w:r>
+        <w:t xml:space="preserve">Kaynak: </w:t>
+      </w:r>
+      <w:hyperlink w:history="1" r:id="rId3p-usbhoqt6oubrnaxtp_">
+        <w:r>
+          <w:rPr>
+            <w:rFonts w:ascii="Calibri" w:cs="Calibri" w:eastAsia="Calibri" w:hAnsi="Calibri"/>
+            <w:i/>
+            <w:iCs/>
+            <w:color w:val="0B5FA5"/>
+            <w:sz w:val="17"/>
+            <w:szCs w:val="17"/>
+            <w:u w:val="single"/>
+          </w:rPr>
+          <w:t xml:space="preserve">Orijinal ve yüksek kaliteli içerik duyurusu</w:t>
+        </w:r>
+      </w:hyperlink>
     </w:p>
     <w:p>
       <w:pPr>
@@ -972,8 +1050,47 @@
           <w:sz w:val="17"/>
           <w:szCs w:val="17"/>
         </w:rPr>
-        <w:t xml:space="preserve">Kaynak: blog.google · Preferred Sources dil genişlemesi ve orijinal içerik duyuruları</w:t>
-      </w:r>
+        <w:t xml:space="preserve">Kaynak: </w:t>
+      </w:r>
+      <w:hyperlink w:history="1" r:id="rIdu5zvggntqdztxylmkkxww">
+        <w:r>
+          <w:rPr>
+            <w:rFonts w:ascii="Calibri" w:cs="Calibri" w:eastAsia="Calibri" w:hAnsi="Calibri"/>
+            <w:i/>
+            <w:iCs/>
+            <w:color w:val="0B5FA5"/>
+            <w:sz w:val="17"/>
+            <w:szCs w:val="17"/>
+            <w:u w:val="single"/>
+          </w:rPr>
+          <w:t xml:space="preserve">Preferred Sources dil genişlemesi</w:t>
+        </w:r>
+      </w:hyperlink>
+      <w:r>
+        <w:rPr>
+          <w:rFonts w:ascii="Calibri" w:cs="Calibri" w:eastAsia="Calibri" w:hAnsi="Calibri"/>
+          <w:i/>
+          <w:iCs/>
+          <w:color w:val="6B7F7A"/>
+          <w:sz w:val="17"/>
+          <w:szCs w:val="17"/>
+        </w:rPr>
+        <w:t xml:space="preserve"> · </w:t>
+      </w:r>
+      <w:hyperlink w:history="1" r:id="rIdlgr2t9m8547mugyv9wcgf">
+        <w:r>
+          <w:rPr>
+            <w:rFonts w:ascii="Calibri" w:cs="Calibri" w:eastAsia="Calibri" w:hAnsi="Calibri"/>
+            <w:i/>
+            <w:iCs/>
+            <w:color w:val="0B5FA5"/>
+            <w:sz w:val="17"/>
+            <w:szCs w:val="17"/>
+            <w:u w:val="single"/>
+          </w:rPr>
+          <w:t xml:space="preserve">Orijinal ve yüksek kaliteli içerik</w:t>
+        </w:r>
+      </w:hyperlink>
     </w:p>
     <w:p>
       <w:pPr>
@@ -1044,8 +1161,22 @@
           <w:sz w:val="17"/>
           <w:szCs w:val="17"/>
         </w:rPr>
-        <w:t xml:space="preserve">Kaynak: Search Engine Journal · AI Overviews organik tıklama saha çalışması</w:t>
-      </w:r>
+        <w:t xml:space="preserve">Kaynak: </w:t>
+      </w:r>
+      <w:hyperlink w:history="1" r:id="rIdfgd9v5j5tlxsonbnthnku">
+        <w:r>
+          <w:rPr>
+            <w:rFonts w:ascii="Calibri" w:cs="Calibri" w:eastAsia="Calibri" w:hAnsi="Calibri"/>
+            <w:i/>
+            <w:iCs/>
+            <w:color w:val="0B5FA5"/>
+            <w:sz w:val="17"/>
+            <w:szCs w:val="17"/>
+            <w:u w:val="single"/>
+          </w:rPr>
+          <w:t xml:space="preserve">Search Engine Journal · AI Overviews organik tıklama saha çalışması</w:t>
+        </w:r>
+      </w:hyperlink>
     </w:p>
     <w:p>
       <w:pPr>
@@ -1479,8 +1610,22 @@
           <w:sz w:val="17"/>
           <w:szCs w:val="17"/>
         </w:rPr>
-        <w:t xml:space="preserve">Kaynak: Google Search Central · Preferred Sources yayıncı dokümantasyonu</w:t>
-      </w:r>
+        <w:t xml:space="preserve">Kaynak: </w:t>
+      </w:r>
+      <w:hyperlink w:history="1" r:id="rId0owbwtz-yqcliucmg98h-">
+        <w:r>
+          <w:rPr>
+            <w:rFonts w:ascii="Calibri" w:cs="Calibri" w:eastAsia="Calibri" w:hAnsi="Calibri"/>
+            <w:i/>
+            <w:iCs/>
+            <w:color w:val="0B5FA5"/>
+            <w:sz w:val="17"/>
+            <w:szCs w:val="17"/>
+            <w:u w:val="single"/>
+          </w:rPr>
+          <w:t xml:space="preserve">Google Search Central · Preferred Sources yayıncı dokümantasyonu</w:t>
+        </w:r>
+      </w:hyperlink>
     </w:p>
     <w:p>
       <w:pPr>
@@ -2021,6 +2166,381 @@
     </w:p>
     <w:p>
       <w:pPr>
+        <w:spacing w:after="160" w:line="300"/>
+      </w:pPr>
+      <w:r>
+        <w:rPr>
+          <w:rFonts w:ascii="Calibri" w:cs="Calibri" w:eastAsia="Calibri" w:hAnsi="Calibri"/>
+          <w:color w:val="2F3B38"/>
+          <w:sz w:val="21"/>
+          <w:szCs w:val="21"/>
+        </w:rPr>
+        <w:t xml:space="preserve">Google'ın butonu sayfaya ayrı bir çerçeve (iframe) içinde yerleşmektedir ve bu çerçeve news.google.com alan adından gelmektedir. Tarayıcı güvenlik kuralları gereği farklı alan adındaki bir çerçevenin içindeki tıklama, ana sayfaya olay olarak ulaşmamaktadır.</w:t>
+      </w:r>
+    </w:p>
+    <w:p>
+      <w:pPr>
+        <w:spacing w:after="160" w:line="300"/>
+      </w:pPr>
+      <w:r>
+        <w:rPr>
+          <w:rFonts w:ascii="Calibri" w:cs="Calibri" w:eastAsia="Calibri" w:hAnsi="Calibri"/>
+          <w:color w:val="2F3B38"/>
+          <w:sz w:val="21"/>
+          <w:szCs w:val="21"/>
+        </w:rPr>
+        <w:t xml:space="preserve">Bunun pratik sonucu: kart sarmalayıcısına verilen bir kimliğe (id) dayalı klasik tıklama kuralı, etiket yöneticisinde tanımlansa dahi bu butonda çalışmamaktadır. Kural yanlış kurulduğu için değil, tıklamanın ana sayfaya hiç ulaşmaması nedeniyle. </w:t>
+      </w:r>
+      <w:r>
+        <w:rPr>
+          <w:rFonts w:ascii="Calibri" w:cs="Calibri" w:eastAsia="Calibri" w:hAnsi="Calibri"/>
+          <w:b/>
+          <w:bCs/>
+          <w:color w:val="2F3B38"/>
+          <w:sz w:val="21"/>
+          <w:szCs w:val="21"/>
+        </w:rPr>
+        <w:t xml:space="preserve">Bu bir yapılandırma konusu değil, tarayıcı sınırıdır.</w:t>
+      </w:r>
+    </w:p>
+    <w:p>
+      <w:pPr>
+        <w:spacing w:after="160" w:line="300"/>
+      </w:pPr>
+      <w:r>
+        <w:rPr>
+          <w:rFonts w:ascii="Calibri" w:cs="Calibri" w:eastAsia="Calibri" w:hAnsi="Calibri"/>
+          <w:color w:val="2F3B38"/>
+          <w:sz w:val="21"/>
+          <w:szCs w:val="21"/>
+        </w:rPr>
+        <w:t xml:space="preserve">Buna karşılık çerçeve, ana sayfayla mesaj kanalı üzerinden haberleşmektedir. Sayfa yüklenirken bu kanaldan mesaj alışverişi gerçekleştiği ölçümlenmiştir. Butonun script'i ayrıca buton görüntülenmesi, buton tıklaması ve ekleme sonucu (başarılı, zaten ekli, uygun değil) için tanımlı olay adları içermektedir.</w:t>
+      </w:r>
+    </w:p>
+    <w:tbl>
+      <w:tblPr>
+        <w:tblW w:type="dxa" w:w="9026"/>
+        <w:tblBorders>
+          <w:top w:val="single" w:color="DFD9D0" w:sz="4"/>
+          <w:left w:val="single" w:color="DFD9D0" w:sz="4"/>
+          <w:bottom w:val="single" w:color="DFD9D0" w:sz="4"/>
+          <w:right w:val="single" w:color="DFD9D0" w:sz="4"/>
+          <w:insideH w:val="single" w:color="DFD9D0" w:sz="4"/>
+          <w:insideV w:val="single" w:color="DFD9D0" w:sz="4"/>
+        </w:tblBorders>
+      </w:tblPr>
+      <w:tblGrid>
+        <w:gridCol w:w="3400"/>
+        <w:gridCol w:w="5626"/>
+      </w:tblGrid>
+      <w:tr>
+        <w:trPr>
+          <w:tblHeader/>
+        </w:trPr>
+        <w:tc>
+          <w:tcPr>
+            <w:tcW w:type="dxa" w:w="3400"/>
+            <w:shd w:fill="10332F" w:color="auto" w:val="clear"/>
+            <w:tcMar>
+              <w:top w:type="dxa" w:w="100"/>
+              <w:left w:type="dxa" w:w="130"/>
+              <w:bottom w:type="dxa" w:w="100"/>
+              <w:right w:type="dxa" w:w="130"/>
+            </w:tcMar>
+          </w:tcPr>
+          <w:p>
+            <w:pPr>
+              <w:spacing w:after="0" w:line="280"/>
+            </w:pPr>
+            <w:r>
+              <w:rPr>
+                <w:rFonts w:ascii="Calibri" w:cs="Calibri" w:eastAsia="Calibri" w:hAnsi="Calibri"/>
+                <w:b/>
+                <w:bCs/>
+                <w:color w:val="FFFFFF"/>
+                <w:sz w:val="20"/>
+                <w:szCs w:val="20"/>
+              </w:rPr>
+              <w:t xml:space="preserve">Ölçüm</w:t>
+            </w:r>
+          </w:p>
+        </w:tc>
+        <w:tc>
+          <w:tcPr>
+            <w:tcW w:type="dxa" w:w="5626"/>
+            <w:shd w:fill="10332F" w:color="auto" w:val="clear"/>
+            <w:tcMar>
+              <w:top w:type="dxa" w:w="100"/>
+              <w:left w:type="dxa" w:w="130"/>
+              <w:bottom w:type="dxa" w:w="100"/>
+              <w:right w:type="dxa" w:w="130"/>
+            </w:tcMar>
+          </w:tcPr>
+          <w:p>
+            <w:pPr>
+              <w:spacing w:after="0" w:line="280"/>
+            </w:pPr>
+            <w:r>
+              <w:rPr>
+                <w:rFonts w:ascii="Calibri" w:cs="Calibri" w:eastAsia="Calibri" w:hAnsi="Calibri"/>
+                <w:b/>
+                <w:bCs/>
+                <w:color w:val="FFFFFF"/>
+                <w:sz w:val="20"/>
+                <w:szCs w:val="20"/>
+              </w:rPr>
+              <w:t xml:space="preserve">Durum</w:t>
+            </w:r>
+          </w:p>
+        </w:tc>
+      </w:tr>
+      <w:tr>
+        <w:trPr>
+          <w:tblHeader w:val="false"/>
+        </w:trPr>
+        <w:tc>
+          <w:tcPr>
+            <w:tcW w:type="dxa" w:w="3400"/>
+            <w:shd w:fill="FFFFFF" w:color="auto" w:val="clear"/>
+            <w:tcMar>
+              <w:top w:type="dxa" w:w="100"/>
+              <w:left w:type="dxa" w:w="130"/>
+              <w:bottom w:type="dxa" w:w="100"/>
+              <w:right w:type="dxa" w:w="130"/>
+            </w:tcMar>
+          </w:tcPr>
+          <w:p>
+            <w:pPr>
+              <w:spacing w:after="0" w:line="280"/>
+            </w:pPr>
+            <w:r>
+              <w:rPr>
+                <w:rFonts w:ascii="Calibri" w:cs="Calibri" w:eastAsia="Calibri" w:hAnsi="Calibri"/>
+                <w:b w:val="false"/>
+                <w:bCs w:val="false"/>
+                <w:color w:val="2F3B38"/>
+                <w:sz w:val="20"/>
+                <w:szCs w:val="20"/>
+              </w:rPr>
+              <w:t xml:space="preserve">Kart görüntülenmesi</w:t>
+            </w:r>
+          </w:p>
+        </w:tc>
+        <w:tc>
+          <w:tcPr>
+            <w:tcW w:type="dxa" w:w="5626"/>
+            <w:shd w:fill="FFFFFF" w:color="auto" w:val="clear"/>
+            <w:tcMar>
+              <w:top w:type="dxa" w:w="100"/>
+              <w:left w:type="dxa" w:w="130"/>
+              <w:bottom w:type="dxa" w:w="100"/>
+              <w:right w:type="dxa" w:w="130"/>
+            </w:tcMar>
+          </w:tcPr>
+          <w:p>
+            <w:pPr>
+              <w:spacing w:after="0" w:line="280"/>
+            </w:pPr>
+            <w:r>
+              <w:rPr>
+                <w:rFonts w:ascii="Calibri" w:cs="Calibri" w:eastAsia="Calibri" w:hAnsi="Calibri"/>
+                <w:b w:val="false"/>
+                <w:bCs w:val="false"/>
+                <w:color w:val="2F3B38"/>
+                <w:sz w:val="20"/>
+                <w:szCs w:val="20"/>
+              </w:rPr>
+              <w:t xml:space="preserve">Ölçülebilir. Ekran görünürlüğü üzerinden, çerçeveden bağımsız çalışır.</w:t>
+            </w:r>
+          </w:p>
+        </w:tc>
+      </w:tr>
+      <w:tr>
+        <w:trPr>
+          <w:tblHeader w:val="false"/>
+        </w:trPr>
+        <w:tc>
+          <w:tcPr>
+            <w:tcW w:type="dxa" w:w="3400"/>
+            <w:shd w:fill="FFFFFF" w:color="auto" w:val="clear"/>
+            <w:tcMar>
+              <w:top w:type="dxa" w:w="100"/>
+              <w:left w:type="dxa" w:w="130"/>
+              <w:bottom w:type="dxa" w:w="100"/>
+              <w:right w:type="dxa" w:w="130"/>
+            </w:tcMar>
+          </w:tcPr>
+          <w:p>
+            <w:pPr>
+              <w:spacing w:after="0" w:line="280"/>
+            </w:pPr>
+            <w:r>
+              <w:rPr>
+                <w:rFonts w:ascii="Calibri" w:cs="Calibri" w:eastAsia="Calibri" w:hAnsi="Calibri"/>
+                <w:b w:val="false"/>
+                <w:bCs w:val="false"/>
+                <w:color w:val="2F3B38"/>
+                <w:sz w:val="20"/>
+                <w:szCs w:val="20"/>
+              </w:rPr>
+              <w:t xml:space="preserve">Buton tıklaması</w:t>
+            </w:r>
+          </w:p>
+        </w:tc>
+        <w:tc>
+          <w:tcPr>
+            <w:tcW w:type="dxa" w:w="5626"/>
+            <w:shd w:fill="FFFFFF" w:color="auto" w:val="clear"/>
+            <w:tcMar>
+              <w:top w:type="dxa" w:w="100"/>
+              <w:left w:type="dxa" w:w="130"/>
+              <w:bottom w:type="dxa" w:w="100"/>
+              <w:right w:type="dxa" w:w="130"/>
+            </w:tcMar>
+          </w:tcPr>
+          <w:p>
+            <w:pPr>
+              <w:spacing w:after="0" w:line="280"/>
+            </w:pPr>
+            <w:r>
+              <w:rPr>
+                <w:rFonts w:ascii="Calibri" w:cs="Calibri" w:eastAsia="Calibri" w:hAnsi="Calibri"/>
+                <w:b w:val="false"/>
+                <w:bCs w:val="false"/>
+                <w:color w:val="2F3B38"/>
+                <w:sz w:val="20"/>
+                <w:szCs w:val="20"/>
+              </w:rPr>
+              <w:t xml:space="preserve">Klasik tıklama kuralıyla ölçülemez. Mesaj kanalı üzerinden ölçüm ihtimali bulunmaktadır; kurulum öncesi test ortamında doğrulanması gerekmektedir.</w:t>
+            </w:r>
+          </w:p>
+        </w:tc>
+      </w:tr>
+      <w:tr>
+        <w:trPr>
+          <w:tblHeader w:val="false"/>
+        </w:trPr>
+        <w:tc>
+          <w:tcPr>
+            <w:tcW w:type="dxa" w:w="3400"/>
+            <w:shd w:fill="FFFFFF" w:color="auto" w:val="clear"/>
+            <w:tcMar>
+              <w:top w:type="dxa" w:w="100"/>
+              <w:left w:type="dxa" w:w="130"/>
+              <w:bottom w:type="dxa" w:w="100"/>
+              <w:right w:type="dxa" w:w="130"/>
+            </w:tcMar>
+          </w:tcPr>
+          <w:p>
+            <w:pPr>
+              <w:spacing w:after="0" w:line="280"/>
+            </w:pPr>
+            <w:r>
+              <w:rPr>
+                <w:rFonts w:ascii="Calibri" w:cs="Calibri" w:eastAsia="Calibri" w:hAnsi="Calibri"/>
+                <w:b w:val="false"/>
+                <w:bCs w:val="false"/>
+                <w:color w:val="2F3B38"/>
+                <w:sz w:val="20"/>
+                <w:szCs w:val="20"/>
+              </w:rPr>
+              <w:t xml:space="preserve">Ekleme sonucu</w:t>
+            </w:r>
+          </w:p>
+        </w:tc>
+        <w:tc>
+          <w:tcPr>
+            <w:tcW w:type="dxa" w:w="5626"/>
+            <w:shd w:fill="FFFFFF" w:color="auto" w:val="clear"/>
+            <w:tcMar>
+              <w:top w:type="dxa" w:w="100"/>
+              <w:left w:type="dxa" w:w="130"/>
+              <w:bottom w:type="dxa" w:w="100"/>
+              <w:right w:type="dxa" w:w="130"/>
+            </w:tcMar>
+          </w:tcPr>
+          <w:p>
+            <w:pPr>
+              <w:spacing w:after="0" w:line="280"/>
+            </w:pPr>
+            <w:r>
+              <w:rPr>
+                <w:rFonts w:ascii="Calibri" w:cs="Calibri" w:eastAsia="Calibri" w:hAnsi="Calibri"/>
+                <w:b w:val="false"/>
+                <w:bCs w:val="false"/>
+                <w:color w:val="2F3B38"/>
+                <w:sz w:val="20"/>
+                <w:szCs w:val="20"/>
+              </w:rPr>
+              <w:t xml:space="preserve">Aynı mesaj kanalında ilgili olay adları tanımlıdır. Ana sayfaya iletilip iletilmediği test ortamında doğrulanmalıdır.</w:t>
+            </w:r>
+          </w:p>
+        </w:tc>
+      </w:tr>
+    </w:tbl>
+    <w:p>
+      <w:pPr>
+        <w:spacing w:after="60" w:line="300"/>
+      </w:pPr>
+      <w:r>
+        <w:rPr>
+          <w:rFonts w:ascii="Calibri" w:cs="Calibri" w:eastAsia="Calibri" w:hAnsi="Calibri"/>
+          <w:color w:val="2F3B38"/>
+          <w:sz w:val="21"/>
+          <w:szCs w:val="21"/>
+        </w:rPr>
+        <w:t xml:space="preserve">Doğrulama tamamlanana kadar raporlamada görüntülenme net sayı olarak, tıklama ise yaklaşık değer olarak paylaşılır. Doğrulama olumlu sonuçlanırsa tıklama ve ekleme sonucu da net sayıya dönüşebilir.</w:t>
+      </w:r>
+    </w:p>
+    <w:p>
+      <w:pPr>
+        <w:spacing w:after="220" w:before="60"/>
+      </w:pPr>
+      <w:r>
+        <w:rPr>
+          <w:rFonts w:ascii="Calibri" w:cs="Calibri" w:eastAsia="Calibri" w:hAnsi="Calibri"/>
+          <w:i/>
+          <w:iCs/>
+          <w:color w:val="6B7F7A"/>
+          <w:sz w:val="17"/>
+          <w:szCs w:val="17"/>
+        </w:rPr>
+        <w:t xml:space="preserve">Kaynak: </w:t>
+      </w:r>
+      <w:hyperlink w:history="1" r:id="rId58ri70cjoxeqobqwgkdks">
+        <w:r>
+          <w:rPr>
+            <w:rFonts w:ascii="Calibri" w:cs="Calibri" w:eastAsia="Calibri" w:hAnsi="Calibri"/>
+            <w:i/>
+            <w:iCs/>
+            <w:color w:val="0B5FA5"/>
+            <w:sz w:val="17"/>
+            <w:szCs w:val="17"/>
+            <w:u w:val="single"/>
+          </w:rPr>
+          <w:t xml:space="preserve">Google Search Central · Preferred Sources yayıncı dokümantasyonu</w:t>
+        </w:r>
+      </w:hyperlink>
+    </w:p>
+    <w:p>
+      <w:pPr>
+        <w:pStyle w:val="Heading2"/>
+        <w:spacing w:after="150" w:before="340"/>
+      </w:pPr>
+      <w:r>
+        <w:rPr>
+          <w:rFonts w:ascii="Calibri" w:cs="Calibri" w:eastAsia="Calibri" w:hAnsi="Calibri"/>
+          <w:b/>
+          <w:bCs/>
+          <w:color w:val="10332F"/>
+          <w:sz w:val="26"/>
+          <w:szCs w:val="26"/>
+        </w:rPr>
+        <w:t xml:space="preserve">Kaynaklar</w:t>
+      </w:r>
+    </w:p>
+    <w:p>
+      <w:pPr>
         <w:pStyle w:val="ListParagraph"/>
         <w:numPr>
           <w:ilvl w:val="0"/>
@@ -2031,120 +2551,13 @@
       <w:r>
         <w:rPr>
           <w:rFonts w:ascii="Calibri" w:cs="Calibri" w:eastAsia="Calibri" w:hAnsi="Calibri"/>
-          <w:b/>
-          <w:bCs/>
           <w:color w:val="2F3B38"/>
           <w:sz w:val="21"/>
           <w:szCs w:val="21"/>
         </w:rPr>
-        <w:t xml:space="preserve">Görüntülenme </w:t>
-      </w:r>
-      <w:r>
-        <w:rPr>
-          <w:rFonts w:ascii="Calibri" w:cs="Calibri" w:eastAsia="Calibri" w:hAnsi="Calibri"/>
-          <w:color w:val="2F3B38"/>
-          <w:sz w:val="21"/>
-          <w:szCs w:val="21"/>
-        </w:rPr>
-        <w:t xml:space="preserve">güvenilir biçimde ölçülebilmektedir.</w:t>
-      </w:r>
-    </w:p>
-    <w:p>
-      <w:pPr>
-        <w:pStyle w:val="ListParagraph"/>
-        <w:numPr>
-          <w:ilvl w:val="0"/>
-          <w:numId w:val="2"/>
-        </w:numPr>
-        <w:spacing w:after="110" w:line="300"/>
-      </w:pPr>
-      <w:r>
-        <w:rPr>
-          <w:rFonts w:ascii="Calibri" w:cs="Calibri" w:eastAsia="Calibri" w:hAnsi="Calibri"/>
-          <w:b/>
-          <w:bCs/>
-          <w:color w:val="2F3B38"/>
-          <w:sz w:val="21"/>
-          <w:szCs w:val="21"/>
-        </w:rPr>
-        <w:t xml:space="preserve">Tıklama </w:t>
-      </w:r>
-      <w:r>
-        <w:rPr>
-          <w:rFonts w:ascii="Calibri" w:cs="Calibri" w:eastAsia="Calibri" w:hAnsi="Calibri"/>
-          <w:color w:val="2F3B38"/>
-          <w:sz w:val="21"/>
-          <w:szCs w:val="21"/>
-        </w:rPr>
-        <w:t xml:space="preserve">yaklaşık olarak ölçülmektedir. Google'ın butonu sayfaya ayrı bir çerçeve içinde yerleştiğinden tıklama doğrudan yakalanamamakta, dolaylı yöntemle tahmin edilmektedir.</w:t>
-      </w:r>
-    </w:p>
-    <w:p>
-      <w:pPr>
-        <w:pStyle w:val="ListParagraph"/>
-        <w:numPr>
-          <w:ilvl w:val="0"/>
-          <w:numId w:val="2"/>
-        </w:numPr>
-        <w:spacing w:after="110" w:line="300"/>
-      </w:pPr>
-      <w:r>
-        <w:rPr>
-          <w:rFonts w:ascii="Calibri" w:cs="Calibri" w:eastAsia="Calibri" w:hAnsi="Calibri"/>
-          <w:b/>
-          <w:bCs/>
-          <w:color w:val="2F3B38"/>
-          <w:sz w:val="21"/>
-          <w:szCs w:val="21"/>
-        </w:rPr>
-        <w:t xml:space="preserve">Ekleme sayısı ölçülememektedir. </w:t>
-      </w:r>
-      <w:r>
-        <w:rPr>
-          <w:rFonts w:ascii="Calibri" w:cs="Calibri" w:eastAsia="Calibri" w:hAnsi="Calibri"/>
-          <w:color w:val="2F3B38"/>
-          <w:sz w:val="21"/>
-          <w:szCs w:val="21"/>
-        </w:rPr>
-        <w:t xml:space="preserve">Onay Google tarafında gerçekleşmekte ve siteye geri sinyal dönmemektedir. Raporlamada ekleme sayısı yerine görüntülenme ve tıklama eğilimi paylaşılır.</w:t>
-      </w:r>
-    </w:p>
-    <w:p>
-      <w:pPr>
-        <w:pStyle w:val="Heading2"/>
-        <w:spacing w:after="150" w:before="340"/>
-      </w:pPr>
-      <w:r>
-        <w:rPr>
-          <w:rFonts w:ascii="Calibri" w:cs="Calibri" w:eastAsia="Calibri" w:hAnsi="Calibri"/>
-          <w:b/>
-          <w:bCs/>
-          <w:color w:val="10332F"/>
-          <w:sz w:val="26"/>
-          <w:szCs w:val="26"/>
-        </w:rPr>
-        <w:t xml:space="preserve">Kaynaklar</w:t>
-      </w:r>
-    </w:p>
-    <w:p>
-      <w:pPr>
-        <w:pStyle w:val="ListParagraph"/>
-        <w:numPr>
-          <w:ilvl w:val="0"/>
-          <w:numId w:val="2"/>
-        </w:numPr>
-        <w:spacing w:after="110" w:line="300"/>
-      </w:pPr>
-      <w:r>
-        <w:rPr>
-          <w:rFonts w:ascii="Calibri" w:cs="Calibri" w:eastAsia="Calibri" w:hAnsi="Calibri"/>
-          <w:color w:val="2F3B38"/>
-          <w:sz w:val="21"/>
-          <w:szCs w:val="21"/>
-        </w:rPr>
         <w:t xml:space="preserve">Preferred Sources tüm dillerde · 30 Nisan 2026 · </w:t>
       </w:r>
-      <w:hyperlink w:history="1" r:id="rIdrucsc-ghnno5kiunniafy">
+      <w:hyperlink w:history="1" r:id="rId4evl9l3oyhjyc4fcefu7s">
         <w:r>
           <w:rPr>
             <w:rFonts w:ascii="Calibri" w:cs="Calibri" w:eastAsia="Calibri" w:hAnsi="Calibri"/>
@@ -2175,7 +2588,7 @@
         </w:rPr>
         <w:t xml:space="preserve">Web'i keşfetmenin beş yeni yolu · 6 Mayıs 2026 · </w:t>
       </w:r>
-      <w:hyperlink w:history="1" r:id="rIdal1f5az_lwkvr7zvabpg9">
+      <w:hyperlink w:history="1" r:id="rIdeon-aqwuzskgelbvf1i8k">
         <w:r>
           <w:rPr>
             <w:rFonts w:ascii="Calibri" w:cs="Calibri" w:eastAsia="Calibri" w:hAnsi="Calibri"/>
@@ -2206,7 +2619,7 @@
         </w:rPr>
         <w:t xml:space="preserve">Orijinal ve yüksek kaliteli içerik · 27 Mayıs 2026 · </w:t>
       </w:r>
-      <w:hyperlink w:history="1" r:id="rIdys2dc-huc1m0erks09cnk">
+      <w:hyperlink w:history="1" r:id="rId_cdm2j8burltkpuroy8la">
         <w:r>
           <w:rPr>
             <w:rFonts w:ascii="Calibri" w:cs="Calibri" w:eastAsia="Calibri" w:hAnsi="Calibri"/>
@@ -2237,7 +2650,7 @@
         </w:rPr>
         <w:t xml:space="preserve">Preferred Sources yayıncı dokümantasyonu · Google Search Central · </w:t>
       </w:r>
-      <w:hyperlink w:history="1" r:id="rIds4yy9pntepxigdic_w9qv">
+      <w:hyperlink w:history="1" r:id="rIduyc1hrfmldcqpseyybr90">
         <w:r>
           <w:rPr>
             <w:rFonts w:ascii="Calibri" w:cs="Calibri" w:eastAsia="Calibri" w:hAnsi="Calibri"/>
@@ -2268,7 +2681,7 @@
         </w:rPr>
         <w:t xml:space="preserve">AI Overviews organik tıklama saha çalışması · Search Engine Journal · </w:t>
       </w:r>
-      <w:hyperlink w:history="1" r:id="rId6daty4l9ccddeud7msehc">
+      <w:hyperlink w:history="1" r:id="rIdbzwu8aoopo7ffbzgoyzws">
         <w:r>
           <w:rPr>
             <w:rFonts w:ascii="Calibri" w:cs="Calibri" w:eastAsia="Calibri" w:hAnsi="Calibri"/>

--- a/examples/Turkcell-Tercih-Edilen-Kaynak-Butonu.docx
+++ b/examples/Turkcell-Tercih-Edilen-Kaynak-Butonu.docx
@@ -518,7 +518,7 @@
         </w:rPr>
         <w:t xml:space="preserve">Kaynak: </w:t>
       </w:r>
-      <w:hyperlink w:history="1" r:id="rId3mps9rztyqhsg1_p73uyn">
+      <w:hyperlink w:history="1" r:id="rIdrqcyy0fuzg0t5edcnn7_c">
         <w:r>
           <w:rPr>
             <w:rFonts w:ascii="Calibri" w:cs="Calibri" w:eastAsia="Calibri" w:hAnsi="Calibri"/>
@@ -543,7 +543,7 @@
         </w:rPr>
         <w:t xml:space="preserve"> · </w:t>
       </w:r>
-      <w:hyperlink w:history="1" r:id="rId-ekkh_quibucr4epz-eun">
+      <w:hyperlink w:history="1" r:id="rId5r4gxhbpibt7oa-z07ly2">
         <w:r>
           <w:rPr>
             <w:rFonts w:ascii="Calibri" w:cs="Calibri" w:eastAsia="Calibri" w:hAnsi="Calibri"/>
@@ -568,7 +568,7 @@
         </w:rPr>
         <w:t xml:space="preserve"> · </w:t>
       </w:r>
-      <w:hyperlink w:history="1" r:id="rIdz6bl7pff2gecgfhg6rslz">
+      <w:hyperlink w:history="1" r:id="rIdxmumgvsiwizjybrzny-ra">
         <w:r>
           <w:rPr>
             <w:rFonts w:ascii="Calibri" w:cs="Calibri" w:eastAsia="Calibri" w:hAnsi="Calibri"/>
@@ -744,7 +744,7 @@
         </w:rPr>
         <w:t xml:space="preserve">Kaynak: </w:t>
       </w:r>
-      <w:hyperlink w:history="1" r:id="rId3p-usbhoqt6oubrnaxtp_">
+      <w:hyperlink w:history="1" r:id="rIdbbbluh59yy8btmkuhjjl4">
         <w:r>
           <w:rPr>
             <w:rFonts w:ascii="Calibri" w:cs="Calibri" w:eastAsia="Calibri" w:hAnsi="Calibri"/>
@@ -1052,7 +1052,7 @@
         </w:rPr>
         <w:t xml:space="preserve">Kaynak: </w:t>
       </w:r>
-      <w:hyperlink w:history="1" r:id="rIdu5zvggntqdztxylmkkxww">
+      <w:hyperlink w:history="1" r:id="rIdrd4edsufmgzms-uo8-sf-">
         <w:r>
           <w:rPr>
             <w:rFonts w:ascii="Calibri" w:cs="Calibri" w:eastAsia="Calibri" w:hAnsi="Calibri"/>
@@ -1077,7 +1077,7 @@
         </w:rPr>
         <w:t xml:space="preserve"> · </w:t>
       </w:r>
-      <w:hyperlink w:history="1" r:id="rIdlgr2t9m8547mugyv9wcgf">
+      <w:hyperlink w:history="1" r:id="rId5ueuq2punckjvrktoadug">
         <w:r>
           <w:rPr>
             <w:rFonts w:ascii="Calibri" w:cs="Calibri" w:eastAsia="Calibri" w:hAnsi="Calibri"/>
@@ -1163,7 +1163,7 @@
         </w:rPr>
         <w:t xml:space="preserve">Kaynak: </w:t>
       </w:r>
-      <w:hyperlink w:history="1" r:id="rIdfgd9v5j5tlxsonbnthnku">
+      <w:hyperlink w:history="1" r:id="rId0inxoivs9qjkmf7cnp479">
         <w:r>
           <w:rPr>
             <w:rFonts w:ascii="Calibri" w:cs="Calibri" w:eastAsia="Calibri" w:hAnsi="Calibri"/>
@@ -1612,7 +1612,7 @@
         </w:rPr>
         <w:t xml:space="preserve">Kaynak: </w:t>
       </w:r>
-      <w:hyperlink w:history="1" r:id="rId0owbwtz-yqcliucmg98h-">
+      <w:hyperlink w:history="1" r:id="rIdc7b5rgeffbys2woyvgxyk">
         <w:r>
           <w:rPr>
             <w:rFonts w:ascii="Calibri" w:cs="Calibri" w:eastAsia="Calibri" w:hAnsi="Calibri"/>
@@ -1693,7 +1693,7 @@
       <w:r>
         <w:drawing>
           <wp:inline distT="0" distB="0" distL="0" distR="0">
-            <wp:extent cx="5734050" cy="3352800"/>
+            <wp:extent cx="5734050" cy="3324225"/>
             <wp:effectExtent t="0" r="0" b="0" l="0"/>
             <wp:docPr id="1" name="" descr="" title=""/>
             <wp:cNvGraphicFramePr>
@@ -1718,7 +1718,7 @@
                   <pic:spPr bwMode="auto">
                     <a:xfrm>
                       <a:off x="0" y="0"/>
-                      <a:ext cx="5734050" cy="3352800"/>
+                      <a:ext cx="5734050" cy="3324225"/>
                     </a:xfrm>
                     <a:prstGeom prst="rect">
                       <a:avLst/>
@@ -2507,7 +2507,7 @@
         </w:rPr>
         <w:t xml:space="preserve">Kaynak: </w:t>
       </w:r>
-      <w:hyperlink w:history="1" r:id="rId58ri70cjoxeqobqwgkdks">
+      <w:hyperlink w:history="1" r:id="rIdlspzpylgvru938cv7iu60">
         <w:r>
           <w:rPr>
             <w:rFonts w:ascii="Calibri" w:cs="Calibri" w:eastAsia="Calibri" w:hAnsi="Calibri"/>
@@ -2557,7 +2557,7 @@
         </w:rPr>
         <w:t xml:space="preserve">Preferred Sources tüm dillerde · 30 Nisan 2026 · </w:t>
       </w:r>
-      <w:hyperlink w:history="1" r:id="rId4evl9l3oyhjyc4fcefu7s">
+      <w:hyperlink w:history="1" r:id="rIduzoe05jtjzxlq6a6r_3ou">
         <w:r>
           <w:rPr>
             <w:rFonts w:ascii="Calibri" w:cs="Calibri" w:eastAsia="Calibri" w:hAnsi="Calibri"/>
@@ -2588,7 +2588,7 @@
         </w:rPr>
         <w:t xml:space="preserve">Web'i keşfetmenin beş yeni yolu · 6 Mayıs 2026 · </w:t>
       </w:r>
-      <w:hyperlink w:history="1" r:id="rIdeon-aqwuzskgelbvf1i8k">
+      <w:hyperlink w:history="1" r:id="rIdsqzkhydzosvw43dhwntl4">
         <w:r>
           <w:rPr>
             <w:rFonts w:ascii="Calibri" w:cs="Calibri" w:eastAsia="Calibri" w:hAnsi="Calibri"/>
@@ -2619,7 +2619,7 @@
         </w:rPr>
         <w:t xml:space="preserve">Orijinal ve yüksek kaliteli içerik · 27 Mayıs 2026 · </w:t>
       </w:r>
-      <w:hyperlink w:history="1" r:id="rId_cdm2j8burltkpuroy8la">
+      <w:hyperlink w:history="1" r:id="rIddvgi87wog7cj8atisfmbw">
         <w:r>
           <w:rPr>
             <w:rFonts w:ascii="Calibri" w:cs="Calibri" w:eastAsia="Calibri" w:hAnsi="Calibri"/>
@@ -2650,7 +2650,7 @@
         </w:rPr>
         <w:t xml:space="preserve">Preferred Sources yayıncı dokümantasyonu · Google Search Central · </w:t>
       </w:r>
-      <w:hyperlink w:history="1" r:id="rIduyc1hrfmldcqpseyybr90">
+      <w:hyperlink w:history="1" r:id="rId7dygdz3icyoinwvkf06p6">
         <w:r>
           <w:rPr>
             <w:rFonts w:ascii="Calibri" w:cs="Calibri" w:eastAsia="Calibri" w:hAnsi="Calibri"/>
@@ -2681,7 +2681,7 @@
         </w:rPr>
         <w:t xml:space="preserve">AI Overviews organik tıklama saha çalışması · Search Engine Journal · </w:t>
       </w:r>
-      <w:hyperlink w:history="1" r:id="rIdbzwu8aoopo7ffbzgoyzws">
+      <w:hyperlink w:history="1" r:id="rIdxfaatm6l4xhgrkswgzeoc">
         <w:r>
           <w:rPr>
             <w:rFonts w:ascii="Calibri" w:cs="Calibri" w:eastAsia="Calibri" w:hAnsi="Calibri"/>

--- a/examples/Turkcell-Tercih-Edilen-Kaynak-Butonu.docx
+++ b/examples/Turkcell-Tercih-Edilen-Kaynak-Butonu.docx
@@ -518,7 +518,7 @@
         </w:rPr>
         <w:t xml:space="preserve">Kaynak: </w:t>
       </w:r>
-      <w:hyperlink w:history="1" r:id="rIdrqcyy0fuzg0t5edcnn7_c">
+      <w:hyperlink w:history="1" r:id="rIdlylmiemt_mne4cgkrqsuh">
         <w:r>
           <w:rPr>
             <w:rFonts w:ascii="Calibri" w:cs="Calibri" w:eastAsia="Calibri" w:hAnsi="Calibri"/>
@@ -543,7 +543,7 @@
         </w:rPr>
         <w:t xml:space="preserve"> · </w:t>
       </w:r>
-      <w:hyperlink w:history="1" r:id="rId5r4gxhbpibt7oa-z07ly2">
+      <w:hyperlink w:history="1" r:id="rId7rfo0qocv7wvdhn4ah6qw">
         <w:r>
           <w:rPr>
             <w:rFonts w:ascii="Calibri" w:cs="Calibri" w:eastAsia="Calibri" w:hAnsi="Calibri"/>
@@ -568,7 +568,7 @@
         </w:rPr>
         <w:t xml:space="preserve"> · </w:t>
       </w:r>
-      <w:hyperlink w:history="1" r:id="rIdxmumgvsiwizjybrzny-ra">
+      <w:hyperlink w:history="1" r:id="rIdkncubx6goszyatyknb4vq">
         <w:r>
           <w:rPr>
             <w:rFonts w:ascii="Calibri" w:cs="Calibri" w:eastAsia="Calibri" w:hAnsi="Calibri"/>
@@ -682,7 +682,7 @@
           <w:sz w:val="21"/>
           <w:szCs w:val="21"/>
         </w:rPr>
-        <w:t xml:space="preserve">Google'ın kendi onay ekranı açılır. Onay verildikten sonra okuyucu kaldığı satıra geri döner.</w:t>
+        <w:t xml:space="preserve">Google'ın tercihler ekranı yeni sekmede açılır. Yazı açık kaldığından okuyucu okumasına kaldığı yerden devam edebilir.</w:t>
       </w:r>
     </w:p>
     <w:p>
@@ -744,7 +744,7 @@
         </w:rPr>
         <w:t xml:space="preserve">Kaynak: </w:t>
       </w:r>
-      <w:hyperlink w:history="1" r:id="rIdbbbluh59yy8btmkuhjjl4">
+      <w:hyperlink w:history="1" r:id="rIdps7rlblsymeqcfnhbcm8u">
         <w:r>
           <w:rPr>
             <w:rFonts w:ascii="Calibri" w:cs="Calibri" w:eastAsia="Calibri" w:hAnsi="Calibri"/>
@@ -1052,7 +1052,7 @@
         </w:rPr>
         <w:t xml:space="preserve">Kaynak: </w:t>
       </w:r>
-      <w:hyperlink w:history="1" r:id="rIdrd4edsufmgzms-uo8-sf-">
+      <w:hyperlink w:history="1" r:id="rIdwvc2vvncpflsjsqtjunze">
         <w:r>
           <w:rPr>
             <w:rFonts w:ascii="Calibri" w:cs="Calibri" w:eastAsia="Calibri" w:hAnsi="Calibri"/>
@@ -1077,7 +1077,7 @@
         </w:rPr>
         <w:t xml:space="preserve"> · </w:t>
       </w:r>
-      <w:hyperlink w:history="1" r:id="rId5ueuq2punckjvrktoadug">
+      <w:hyperlink w:history="1" r:id="rIddyxporl3mxzh2ucw3zice">
         <w:r>
           <w:rPr>
             <w:rFonts w:ascii="Calibri" w:cs="Calibri" w:eastAsia="Calibri" w:hAnsi="Calibri"/>
@@ -1163,7 +1163,7 @@
         </w:rPr>
         <w:t xml:space="preserve">Kaynak: </w:t>
       </w:r>
-      <w:hyperlink w:history="1" r:id="rId0inxoivs9qjkmf7cnp479">
+      <w:hyperlink w:history="1" r:id="rIdm29cu0-nclfkoay1zjz2x">
         <w:r>
           <w:rPr>
             <w:rFonts w:ascii="Calibri" w:cs="Calibri" w:eastAsia="Calibri" w:hAnsi="Calibri"/>
@@ -1612,7 +1612,7 @@
         </w:rPr>
         <w:t xml:space="preserve">Kaynak: </w:t>
       </w:r>
-      <w:hyperlink w:history="1" r:id="rIdc7b5rgeffbys2woyvgxyk">
+      <w:hyperlink w:history="1" r:id="rId9plu1b-deplma7norskes">
         <w:r>
           <w:rPr>
             <w:rFonts w:ascii="Calibri" w:cs="Calibri" w:eastAsia="Calibri" w:hAnsi="Calibri"/>
@@ -1669,7 +1669,7 @@
           <w:sz w:val="21"/>
           <w:szCs w:val="21"/>
         </w:rPr>
-        <w:t xml:space="preserve">Kartın rengi, logosu, metni ve çerçevesi markaya özeldir; içindeki buton Google'ın standart butonudur ve marka renklerine göre değiştirilememektedir. Tasarım değerleri turkcell.com.tr/blog/fps-nedir sayfasından ölçülmüştür: içerik kolonu genişliği, paragraf tipografisi, başlık rengi ve köşe yarıçapı canlı sayfadan alınmıştır.</w:t>
+        <w:t xml:space="preserve">Kartın ve butonun rengi, logosu, metni ve çerçevesi markaya özeldir. Tasarım değerleri turkcell.com.tr/blog/fps-nedir sayfasından ölçülmüştür: içerik kolonu genişliği, paragraf tipografisi, başlık rengi ve köşe yarıçapı canlı sayfadan alınmıştır.</w:t>
       </w:r>
     </w:p>
     <w:p>
@@ -1930,7 +1930,7 @@
                 <w:sz w:val="20"/>
                 <w:szCs w:val="20"/>
               </w:rPr>
-              <w:t xml:space="preserve">Google script'i</w:t>
+              <w:t xml:space="preserve">Ölçüm kodu</w:t>
             </w:r>
           </w:p>
         </w:tc>
@@ -1958,7 +1958,7 @@
                 <w:sz w:val="20"/>
                 <w:szCs w:val="20"/>
               </w:rPr>
-              <w:t xml:space="preserve">Sayfa başına bir kez yüklenen resmî buton script'i.</w:t>
+              <w:t xml:space="preserve">Tıklama olayını GA4'e yazan script.</w:t>
             </w:r>
           </w:p>
         </w:tc>
@@ -2175,46 +2175,7 @@
           <w:sz w:val="21"/>
           <w:szCs w:val="21"/>
         </w:rPr>
-        <w:t xml:space="preserve">Google'ın butonu sayfaya ayrı bir çerçeve (iframe) içinde yerleşmektedir ve bu çerçeve news.google.com alan adından gelmektedir. Tarayıcı güvenlik kuralları gereği farklı alan adındaki bir çerçevenin içindeki tıklama, ana sayfaya olay olarak ulaşmamaktadır.</w:t>
-      </w:r>
-    </w:p>
-    <w:p>
-      <w:pPr>
-        <w:spacing w:after="160" w:line="300"/>
-      </w:pPr>
-      <w:r>
-        <w:rPr>
-          <w:rFonts w:ascii="Calibri" w:cs="Calibri" w:eastAsia="Calibri" w:hAnsi="Calibri"/>
-          <w:color w:val="2F3B38"/>
-          <w:sz w:val="21"/>
-          <w:szCs w:val="21"/>
-        </w:rPr>
-        <w:t xml:space="preserve">Bunun pratik sonucu: kart sarmalayıcısına verilen bir kimliğe (id) dayalı klasik tıklama kuralı, etiket yöneticisinde tanımlansa dahi bu butonda çalışmamaktadır. Kural yanlış kurulduğu için değil, tıklamanın ana sayfaya hiç ulaşmaması nedeniyle. </w:t>
-      </w:r>
-      <w:r>
-        <w:rPr>
-          <w:rFonts w:ascii="Calibri" w:cs="Calibri" w:eastAsia="Calibri" w:hAnsi="Calibri"/>
-          <w:b/>
-          <w:bCs/>
-          <w:color w:val="2F3B38"/>
-          <w:sz w:val="21"/>
-          <w:szCs w:val="21"/>
-        </w:rPr>
-        <w:t xml:space="preserve">Bu bir yapılandırma konusu değil, tarayıcı sınırıdır.</w:t>
-      </w:r>
-    </w:p>
-    <w:p>
-      <w:pPr>
-        <w:spacing w:after="160" w:line="300"/>
-      </w:pPr>
-      <w:r>
-        <w:rPr>
-          <w:rFonts w:ascii="Calibri" w:cs="Calibri" w:eastAsia="Calibri" w:hAnsi="Calibri"/>
-          <w:color w:val="2F3B38"/>
-          <w:sz w:val="21"/>
-          <w:szCs w:val="21"/>
-        </w:rPr>
-        <w:t xml:space="preserve">Buna karşılık çerçeve, ana sayfayla mesaj kanalı üzerinden haberleşmektedir. Sayfa yüklenirken bu kanaldan mesaj alışverişi gerçekleştiği ölçümlenmiştir. Butonun script'i ayrıca buton görüntülenmesi, buton tıklaması ve ekleme sonucu (başarılı, zaten ekli, uygun değil) için tanımlı olay adları içermektedir.</w:t>
+        <w:t xml:space="preserve">Buton, Google'ın tercihler ekranına giden yayıncı bağlantısıdır. Tıklama sayfanın kendi üzerinde gerçekleştiğinden GA4 ile doğrudan ölçülmektedir; ayrı bir yönteme veya tahmine gerek bulunmamaktadır.</w:t>
       </w:r>
     </w:p>
     <w:tbl>
@@ -2350,7 +2311,7 @@
                 <w:sz w:val="20"/>
                 <w:szCs w:val="20"/>
               </w:rPr>
-              <w:t xml:space="preserve">Ölçülebilir. Ekran görünürlüğü üzerinden, çerçeveden bağımsız çalışır.</w:t>
+              <w:t xml:space="preserve">Ölçülebilir. Ekran görünürlüğü üzerinden çalışır.</w:t>
             </w:r>
           </w:p>
         </w:tc>
@@ -2411,7 +2372,7 @@
                 <w:sz w:val="20"/>
                 <w:szCs w:val="20"/>
               </w:rPr>
-              <w:t xml:space="preserve">Klasik tıklama kuralıyla ölçülemez. Mesaj kanalı üzerinden ölçüm ihtimali bulunmaktadır; kurulum öncesi test ortamında doğrulanması gerekmektedir.</w:t>
+              <w:t xml:space="preserve">Net ölçülebilir. Tıklama olayı doğrudan GA4'e yazılır.</w:t>
             </w:r>
           </w:p>
         </w:tc>
@@ -2444,7 +2405,7 @@
                 <w:sz w:val="20"/>
                 <w:szCs w:val="20"/>
               </w:rPr>
-              <w:t xml:space="preserve">Ekleme sonucu</w:t>
+              <w:t xml:space="preserve">Onayın tamamlanması</w:t>
             </w:r>
           </w:p>
         </w:tc>
@@ -2472,7 +2433,7 @@
                 <w:sz w:val="20"/>
                 <w:szCs w:val="20"/>
               </w:rPr>
-              <w:t xml:space="preserve">Aynı mesaj kanalında ilgili olay adları tanımlıdır. Ana sayfaya iletilip iletilmediği test ortamında doğrulanmalıdır.</w:t>
+              <w:t xml:space="preserve">Ölçülemez. Onay Google tarafında gerçekleşir ve siteye sinyal dönmez.</w:t>
             </w:r>
           </w:p>
         </w:tc>
@@ -2480,6 +2441,40 @@
     </w:tbl>
     <w:p>
       <w:pPr>
+        <w:spacing w:after="160" w:line="300"/>
+      </w:pPr>
+      <w:r>
+        <w:rPr>
+          <w:rFonts w:ascii="Calibri" w:cs="Calibri" w:eastAsia="Calibri" w:hAnsi="Calibri"/>
+          <w:color w:val="2F3B38"/>
+          <w:sz w:val="21"/>
+          <w:szCs w:val="21"/>
+        </w:rPr>
+        <w:t xml:space="preserve">Raporlamada tıklama net sayı olarak paylaşılır. Ekleme sayısı paylaşılmaz; doğru ifade </w:t>
+      </w:r>
+      <w:r>
+        <w:rPr>
+          <w:rFonts w:ascii="Calibri" w:cs="Calibri" w:eastAsia="Calibri" w:hAnsi="Calibri"/>
+          <w:b/>
+          <w:bCs/>
+          <w:color w:val="2F3B38"/>
+          <w:sz w:val="21"/>
+          <w:szCs w:val="21"/>
+        </w:rPr>
+        <w:t xml:space="preserve">"kaç okuyucu butona tıkladı"</w:t>
+      </w:r>
+      <w:r>
+        <w:rPr>
+          <w:rFonts w:ascii="Calibri" w:cs="Calibri" w:eastAsia="Calibri" w:hAnsi="Calibri"/>
+          <w:color w:val="2F3B38"/>
+          <w:sz w:val="21"/>
+          <w:szCs w:val="21"/>
+        </w:rPr>
+        <w:t xml:space="preserve"> biçimindedir.</w:t>
+      </w:r>
+    </w:p>
+    <w:p>
+      <w:pPr>
         <w:spacing w:after="60" w:line="300"/>
       </w:pPr>
       <w:r>
@@ -2489,7 +2484,7 @@
           <w:sz w:val="21"/>
           <w:szCs w:val="21"/>
         </w:rPr>
-        <w:t xml:space="preserve">Doğrulama tamamlanana kadar raporlamada görüntülenme net sayı olarak, tıklama ise yaklaşık değer olarak paylaşılır. Doğrulama olumlu sonuçlanırsa tıklama ve ekleme sonucu da net sayıya dönüşebilir.</w:t>
+        <w:t xml:space="preserve">Google'ın kendi gömme butonu da bir seçenektir; bu yöntem, butonun okuyucunun diline göre otomatik çevrilmesini sağlar. Ancak o buton sayfaya ayrı bir çerçeve içinde yerleştiğinden tıklaması ölçülememektedir. Ölçülebilirlik tercih edildiği için yayıncı bağlantısı kullanılmaktadır.</w:t>
       </w:r>
     </w:p>
     <w:p>
@@ -2507,7 +2502,7 @@
         </w:rPr>
         <w:t xml:space="preserve">Kaynak: </w:t>
       </w:r>
-      <w:hyperlink w:history="1" r:id="rIdlspzpylgvru938cv7iu60">
+      <w:hyperlink w:history="1" r:id="rId9gpzyget-vjs_ju7ikgpe">
         <w:r>
           <w:rPr>
             <w:rFonts w:ascii="Calibri" w:cs="Calibri" w:eastAsia="Calibri" w:hAnsi="Calibri"/>
@@ -2557,7 +2552,7 @@
         </w:rPr>
         <w:t xml:space="preserve">Preferred Sources tüm dillerde · 30 Nisan 2026 · </w:t>
       </w:r>
-      <w:hyperlink w:history="1" r:id="rIduzoe05jtjzxlq6a6r_3ou">
+      <w:hyperlink w:history="1" r:id="rIda-8nmfpraito6iutna4ak">
         <w:r>
           <w:rPr>
             <w:rFonts w:ascii="Calibri" w:cs="Calibri" w:eastAsia="Calibri" w:hAnsi="Calibri"/>
@@ -2588,7 +2583,7 @@
         </w:rPr>
         <w:t xml:space="preserve">Web'i keşfetmenin beş yeni yolu · 6 Mayıs 2026 · </w:t>
       </w:r>
-      <w:hyperlink w:history="1" r:id="rIdsqzkhydzosvw43dhwntl4">
+      <w:hyperlink w:history="1" r:id="rIdcr7ulb_hsp5gpe3tio4ww">
         <w:r>
           <w:rPr>
             <w:rFonts w:ascii="Calibri" w:cs="Calibri" w:eastAsia="Calibri" w:hAnsi="Calibri"/>
@@ -2619,7 +2614,7 @@
         </w:rPr>
         <w:t xml:space="preserve">Orijinal ve yüksek kaliteli içerik · 27 Mayıs 2026 · </w:t>
       </w:r>
-      <w:hyperlink w:history="1" r:id="rIddvgi87wog7cj8atisfmbw">
+      <w:hyperlink w:history="1" r:id="rIdchrsoixp8adsb_qi0qjgp">
         <w:r>
           <w:rPr>
             <w:rFonts w:ascii="Calibri" w:cs="Calibri" w:eastAsia="Calibri" w:hAnsi="Calibri"/>
@@ -2650,7 +2645,7 @@
         </w:rPr>
         <w:t xml:space="preserve">Preferred Sources yayıncı dokümantasyonu · Google Search Central · </w:t>
       </w:r>
-      <w:hyperlink w:history="1" r:id="rId7dygdz3icyoinwvkf06p6">
+      <w:hyperlink w:history="1" r:id="rIdoyuyxr1d6-sudo_m724h_">
         <w:r>
           <w:rPr>
             <w:rFonts w:ascii="Calibri" w:cs="Calibri" w:eastAsia="Calibri" w:hAnsi="Calibri"/>
@@ -2681,7 +2676,7 @@
         </w:rPr>
         <w:t xml:space="preserve">AI Overviews organik tıklama saha çalışması · Search Engine Journal · </w:t>
       </w:r>
-      <w:hyperlink w:history="1" r:id="rIdxfaatm6l4xhgrkswgzeoc">
+      <w:hyperlink w:history="1" r:id="rIdtdot_qpxxpoixxd4nxgfd">
         <w:r>
           <w:rPr>
             <w:rFonts w:ascii="Calibri" w:cs="Calibri" w:eastAsia="Calibri" w:hAnsi="Calibri"/>

--- a/examples/Turkcell-Tercih-Edilen-Kaynak-Butonu.docx
+++ b/examples/Turkcell-Tercih-Edilen-Kaynak-Butonu.docx
@@ -518,7 +518,7 @@
         </w:rPr>
         <w:t xml:space="preserve">Kaynak: </w:t>
       </w:r>
-      <w:hyperlink w:history="1" r:id="rIdlylmiemt_mne4cgkrqsuh">
+      <w:hyperlink w:history="1" r:id="rId2fu_zeap9az_wepozkfdd">
         <w:r>
           <w:rPr>
             <w:rFonts w:ascii="Calibri" w:cs="Calibri" w:eastAsia="Calibri" w:hAnsi="Calibri"/>
@@ -543,7 +543,7 @@
         </w:rPr>
         <w:t xml:space="preserve"> · </w:t>
       </w:r>
-      <w:hyperlink w:history="1" r:id="rId7rfo0qocv7wvdhn4ah6qw">
+      <w:hyperlink w:history="1" r:id="rIdonsykco1eynfzwbxurzb3">
         <w:r>
           <w:rPr>
             <w:rFonts w:ascii="Calibri" w:cs="Calibri" w:eastAsia="Calibri" w:hAnsi="Calibri"/>
@@ -568,7 +568,7 @@
         </w:rPr>
         <w:t xml:space="preserve"> · </w:t>
       </w:r>
-      <w:hyperlink w:history="1" r:id="rIdkncubx6goszyatyknb4vq">
+      <w:hyperlink w:history="1" r:id="rId_2vuc8xr9ouw0yojx4kwn">
         <w:r>
           <w:rPr>
             <w:rFonts w:ascii="Calibri" w:cs="Calibri" w:eastAsia="Calibri" w:hAnsi="Calibri"/>
@@ -744,7 +744,7 @@
         </w:rPr>
         <w:t xml:space="preserve">Kaynak: </w:t>
       </w:r>
-      <w:hyperlink w:history="1" r:id="rIdps7rlblsymeqcfnhbcm8u">
+      <w:hyperlink w:history="1" r:id="rIdopbpn0qpfragcz936bpt5">
         <w:r>
           <w:rPr>
             <w:rFonts w:ascii="Calibri" w:cs="Calibri" w:eastAsia="Calibri" w:hAnsi="Calibri"/>
@@ -1052,7 +1052,7 @@
         </w:rPr>
         <w:t xml:space="preserve">Kaynak: </w:t>
       </w:r>
-      <w:hyperlink w:history="1" r:id="rIdwvc2vvncpflsjsqtjunze">
+      <w:hyperlink w:history="1" r:id="rIdkl_ydwcdk-wr7msog5rry">
         <w:r>
           <w:rPr>
             <w:rFonts w:ascii="Calibri" w:cs="Calibri" w:eastAsia="Calibri" w:hAnsi="Calibri"/>
@@ -1077,7 +1077,7 @@
         </w:rPr>
         <w:t xml:space="preserve"> · </w:t>
       </w:r>
-      <w:hyperlink w:history="1" r:id="rIddyxporl3mxzh2ucw3zice">
+      <w:hyperlink w:history="1" r:id="rIdnyywlhxe3ufrkvpq7hqa5">
         <w:r>
           <w:rPr>
             <w:rFonts w:ascii="Calibri" w:cs="Calibri" w:eastAsia="Calibri" w:hAnsi="Calibri"/>
@@ -1163,7 +1163,7 @@
         </w:rPr>
         <w:t xml:space="preserve">Kaynak: </w:t>
       </w:r>
-      <w:hyperlink w:history="1" r:id="rIdm29cu0-nclfkoay1zjz2x">
+      <w:hyperlink w:history="1" r:id="rIdfpavcteytdpowxf3ez0f0">
         <w:r>
           <w:rPr>
             <w:rFonts w:ascii="Calibri" w:cs="Calibri" w:eastAsia="Calibri" w:hAnsi="Calibri"/>
@@ -1612,7 +1612,7 @@
         </w:rPr>
         <w:t xml:space="preserve">Kaynak: </w:t>
       </w:r>
-      <w:hyperlink w:history="1" r:id="rId9plu1b-deplma7norskes">
+      <w:hyperlink w:history="1" r:id="rIdyhqtbolrwpsx-kznysx9y">
         <w:r>
           <w:rPr>
             <w:rFonts w:ascii="Calibri" w:cs="Calibri" w:eastAsia="Calibri" w:hAnsi="Calibri"/>
@@ -2175,7 +2175,7 @@
           <w:sz w:val="21"/>
           <w:szCs w:val="21"/>
         </w:rPr>
-        <w:t xml:space="preserve">Buton, Google'ın tercihler ekranına giden yayıncı bağlantısıdır. Tıklama sayfanın kendi üzerinde gerçekleştiğinden GA4 ile doğrudan ölçülmektedir; ayrı bir yönteme veya tahmine gerek bulunmamaktadır.</w:t>
+        <w:t xml:space="preserve">Buton, Google'ın tercihler ekranına giden yayıncı bağlantısıdır. Alan adı dışına gittiği için GA4 tarafından kendiliğinden ölçülmektedir; siteye ek ölçüm kodu eklenmesi gerekmemektedir.</w:t>
       </w:r>
     </w:p>
     <w:tbl>
@@ -2372,7 +2372,7 @@
                 <w:sz w:val="20"/>
                 <w:szCs w:val="20"/>
               </w:rPr>
-              <w:t xml:space="preserve">Net ölçülebilir. Tıklama olayı doğrudan GA4'e yazılır.</w:t>
+              <w:t xml:space="preserve">Net ölçülebilir. GA4'ün giden bağlantı ölçümü kendiliğinden kaydeder.</w:t>
             </w:r>
           </w:p>
         </w:tc>
@@ -2502,7 +2502,7 @@
         </w:rPr>
         <w:t xml:space="preserve">Kaynak: </w:t>
       </w:r>
-      <w:hyperlink w:history="1" r:id="rId9gpzyget-vjs_ju7ikgpe">
+      <w:hyperlink w:history="1" r:id="rIdpdsvymez7wooltlwqxuof">
         <w:r>
           <w:rPr>
             <w:rFonts w:ascii="Calibri" w:cs="Calibri" w:eastAsia="Calibri" w:hAnsi="Calibri"/>
@@ -2552,7 +2552,7 @@
         </w:rPr>
         <w:t xml:space="preserve">Preferred Sources tüm dillerde · 30 Nisan 2026 · </w:t>
       </w:r>
-      <w:hyperlink w:history="1" r:id="rIda-8nmfpraito6iutna4ak">
+      <w:hyperlink w:history="1" r:id="rIdkgpe2brcqazljwh-dbjij">
         <w:r>
           <w:rPr>
             <w:rFonts w:ascii="Calibri" w:cs="Calibri" w:eastAsia="Calibri" w:hAnsi="Calibri"/>
@@ -2583,7 +2583,7 @@
         </w:rPr>
         <w:t xml:space="preserve">Web'i keşfetmenin beş yeni yolu · 6 Mayıs 2026 · </w:t>
       </w:r>
-      <w:hyperlink w:history="1" r:id="rIdcr7ulb_hsp5gpe3tio4ww">
+      <w:hyperlink w:history="1" r:id="rIdipxho9itoyofsrmrv9dkk">
         <w:r>
           <w:rPr>
             <w:rFonts w:ascii="Calibri" w:cs="Calibri" w:eastAsia="Calibri" w:hAnsi="Calibri"/>
@@ -2614,7 +2614,7 @@
         </w:rPr>
         <w:t xml:space="preserve">Orijinal ve yüksek kaliteli içerik · 27 Mayıs 2026 · </w:t>
       </w:r>
-      <w:hyperlink w:history="1" r:id="rIdchrsoixp8adsb_qi0qjgp">
+      <w:hyperlink w:history="1" r:id="rIdc5g5ls0vlvv26nmk6lq_u">
         <w:r>
           <w:rPr>
             <w:rFonts w:ascii="Calibri" w:cs="Calibri" w:eastAsia="Calibri" w:hAnsi="Calibri"/>
@@ -2645,7 +2645,7 @@
         </w:rPr>
         <w:t xml:space="preserve">Preferred Sources yayıncı dokümantasyonu · Google Search Central · </w:t>
       </w:r>
-      <w:hyperlink w:history="1" r:id="rIdoyuyxr1d6-sudo_m724h_">
+      <w:hyperlink w:history="1" r:id="rIdjoucg5lcewbbkp3yg8uqh">
         <w:r>
           <w:rPr>
             <w:rFonts w:ascii="Calibri" w:cs="Calibri" w:eastAsia="Calibri" w:hAnsi="Calibri"/>
@@ -2676,7 +2676,7 @@
         </w:rPr>
         <w:t xml:space="preserve">AI Overviews organik tıklama saha çalışması · Search Engine Journal · </w:t>
       </w:r>
-      <w:hyperlink w:history="1" r:id="rIdtdot_qpxxpoixxd4nxgfd">
+      <w:hyperlink w:history="1" r:id="rIdcq0kltyxwldywhigsdym4">
         <w:r>
           <w:rPr>
             <w:rFonts w:ascii="Calibri" w:cs="Calibri" w:eastAsia="Calibri" w:hAnsi="Calibri"/>

--- a/examples/Turkcell-Tercih-Edilen-Kaynak-Butonu.docx
+++ b/examples/Turkcell-Tercih-Edilen-Kaynak-Butonu.docx
@@ -518,7 +518,7 @@
         </w:rPr>
         <w:t xml:space="preserve">Kaynak: </w:t>
       </w:r>
-      <w:hyperlink w:history="1" r:id="rId2fu_zeap9az_wepozkfdd">
+      <w:hyperlink w:history="1" r:id="rIdjxhi3djjt-tpspo_cizu5">
         <w:r>
           <w:rPr>
             <w:rFonts w:ascii="Calibri" w:cs="Calibri" w:eastAsia="Calibri" w:hAnsi="Calibri"/>
@@ -543,7 +543,7 @@
         </w:rPr>
         <w:t xml:space="preserve"> · </w:t>
       </w:r>
-      <w:hyperlink w:history="1" r:id="rIdonsykco1eynfzwbxurzb3">
+      <w:hyperlink w:history="1" r:id="rIdy_8h2nmg-wn9apkvn175z">
         <w:r>
           <w:rPr>
             <w:rFonts w:ascii="Calibri" w:cs="Calibri" w:eastAsia="Calibri" w:hAnsi="Calibri"/>
@@ -568,7 +568,7 @@
         </w:rPr>
         <w:t xml:space="preserve"> · </w:t>
       </w:r>
-      <w:hyperlink w:history="1" r:id="rId_2vuc8xr9ouw0yojx4kwn">
+      <w:hyperlink w:history="1" r:id="rIdoyjxe45eanw0ojpu_fom1">
         <w:r>
           <w:rPr>
             <w:rFonts w:ascii="Calibri" w:cs="Calibri" w:eastAsia="Calibri" w:hAnsi="Calibri"/>
@@ -744,7 +744,7 @@
         </w:rPr>
         <w:t xml:space="preserve">Kaynak: </w:t>
       </w:r>
-      <w:hyperlink w:history="1" r:id="rIdopbpn0qpfragcz936bpt5">
+      <w:hyperlink w:history="1" r:id="rIdsus21yubpzqa2rjnfu24p">
         <w:r>
           <w:rPr>
             <w:rFonts w:ascii="Calibri" w:cs="Calibri" w:eastAsia="Calibri" w:hAnsi="Calibri"/>
@@ -1052,7 +1052,7 @@
         </w:rPr>
         <w:t xml:space="preserve">Kaynak: </w:t>
       </w:r>
-      <w:hyperlink w:history="1" r:id="rIdkl_ydwcdk-wr7msog5rry">
+      <w:hyperlink w:history="1" r:id="rIds9qq_lvw9wceazhs_ij76">
         <w:r>
           <w:rPr>
             <w:rFonts w:ascii="Calibri" w:cs="Calibri" w:eastAsia="Calibri" w:hAnsi="Calibri"/>
@@ -1077,7 +1077,7 @@
         </w:rPr>
         <w:t xml:space="preserve"> · </w:t>
       </w:r>
-      <w:hyperlink w:history="1" r:id="rIdnyywlhxe3ufrkvpq7hqa5">
+      <w:hyperlink w:history="1" r:id="rId2fqqzsvqo8evtfsattav4">
         <w:r>
           <w:rPr>
             <w:rFonts w:ascii="Calibri" w:cs="Calibri" w:eastAsia="Calibri" w:hAnsi="Calibri"/>
@@ -1163,7 +1163,7 @@
         </w:rPr>
         <w:t xml:space="preserve">Kaynak: </w:t>
       </w:r>
-      <w:hyperlink w:history="1" r:id="rIdfpavcteytdpowxf3ez0f0">
+      <w:hyperlink w:history="1" r:id="rIdqpqfwknoqhox4dre-vser">
         <w:r>
           <w:rPr>
             <w:rFonts w:ascii="Calibri" w:cs="Calibri" w:eastAsia="Calibri" w:hAnsi="Calibri"/>
@@ -1612,7 +1612,7 @@
         </w:rPr>
         <w:t xml:space="preserve">Kaynak: </w:t>
       </w:r>
-      <w:hyperlink w:history="1" r:id="rIdyhqtbolrwpsx-kznysx9y">
+      <w:hyperlink w:history="1" r:id="rIduqzx5cxkdi6d_etblwfe_">
         <w:r>
           <w:rPr>
             <w:rFonts w:ascii="Calibri" w:cs="Calibri" w:eastAsia="Calibri" w:hAnsi="Calibri"/>
@@ -1930,7 +1930,7 @@
                 <w:sz w:val="20"/>
                 <w:szCs w:val="20"/>
               </w:rPr>
-              <w:t xml:space="preserve">Ölçüm kodu</w:t>
+              <w:t xml:space="preserve">Ölçüm</w:t>
             </w:r>
           </w:p>
         </w:tc>
@@ -1958,68 +1958,7 @@
                 <w:sz w:val="20"/>
                 <w:szCs w:val="20"/>
               </w:rPr>
-              <w:t xml:space="preserve">Tıklama olayını GA4'e yazan script.</w:t>
-            </w:r>
-          </w:p>
-        </w:tc>
-      </w:tr>
-      <w:tr>
-        <w:trPr>
-          <w:tblHeader w:val="false"/>
-        </w:trPr>
-        <w:tc>
-          <w:tcPr>
-            <w:tcW w:type="dxa" w:w="2600"/>
-            <w:shd w:fill="FFFFFF" w:color="auto" w:val="clear"/>
-            <w:tcMar>
-              <w:top w:type="dxa" w:w="100"/>
-              <w:left w:type="dxa" w:w="130"/>
-              <w:bottom w:type="dxa" w:w="100"/>
-              <w:right w:type="dxa" w:w="130"/>
-            </w:tcMar>
-          </w:tcPr>
-          <w:p>
-            <w:pPr>
-              <w:spacing w:after="0" w:line="280"/>
-            </w:pPr>
-            <w:r>
-              <w:rPr>
-                <w:rFonts w:ascii="Calibri" w:cs="Calibri" w:eastAsia="Calibri" w:hAnsi="Calibri"/>
-                <w:b w:val="false"/>
-                <w:bCs w:val="false"/>
-                <w:color w:val="2F3B38"/>
-                <w:sz w:val="20"/>
-                <w:szCs w:val="20"/>
-              </w:rPr>
-              <w:t xml:space="preserve">Ölçüm kodu</w:t>
-            </w:r>
-          </w:p>
-        </w:tc>
-        <w:tc>
-          <w:tcPr>
-            <w:tcW w:type="dxa" w:w="6426"/>
-            <w:shd w:fill="FFFFFF" w:color="auto" w:val="clear"/>
-            <w:tcMar>
-              <w:top w:type="dxa" w:w="100"/>
-              <w:left w:type="dxa" w:w="130"/>
-              <w:bottom w:type="dxa" w:w="100"/>
-              <w:right w:type="dxa" w:w="130"/>
-            </w:tcMar>
-          </w:tcPr>
-          <w:p>
-            <w:pPr>
-              <w:spacing w:after="0" w:line="280"/>
-            </w:pPr>
-            <w:r>
-              <w:rPr>
-                <w:rFonts w:ascii="Calibri" w:cs="Calibri" w:eastAsia="Calibri" w:hAnsi="Calibri"/>
-                <w:b w:val="false"/>
-                <w:bCs w:val="false"/>
-                <w:color w:val="2F3B38"/>
-                <w:sz w:val="20"/>
-                <w:szCs w:val="20"/>
-              </w:rPr>
-              <w:t xml:space="preserve">Görüntülenme ve tıklama için GA4 katmanı. İsteğe bağlıdır; buton ölçüm kodu olmadan da çalışmaktadır.</w:t>
+              <w:t xml:space="preserve">Şablona kod eklenmez. Tıklama GA4 tarafında kendiliğinden kaydedilir.</w:t>
             </w:r>
           </w:p>
         </w:tc>
@@ -2372,7 +2311,7 @@
                 <w:sz w:val="20"/>
                 <w:szCs w:val="20"/>
               </w:rPr>
-              <w:t xml:space="preserve">Net ölçülebilir. GA4'ün giden bağlantı ölçümü kendiliğinden kaydeder.</w:t>
+              <w:t xml:space="preserve">Net ölçülebilir. Siteye ölçüm kodu eklenmeden, GA4'ün giden bağlantı ölçümüyle.</w:t>
             </w:r>
           </w:p>
         </w:tc>
@@ -2502,7 +2441,7 @@
         </w:rPr>
         <w:t xml:space="preserve">Kaynak: </w:t>
       </w:r>
-      <w:hyperlink w:history="1" r:id="rIdpdsvymez7wooltlwqxuof">
+      <w:hyperlink w:history="1" r:id="rId53mow2p0y7rxwvsutny94">
         <w:r>
           <w:rPr>
             <w:rFonts w:ascii="Calibri" w:cs="Calibri" w:eastAsia="Calibri" w:hAnsi="Calibri"/>
@@ -2552,7 +2491,7 @@
         </w:rPr>
         <w:t xml:space="preserve">Preferred Sources tüm dillerde · 30 Nisan 2026 · </w:t>
       </w:r>
-      <w:hyperlink w:history="1" r:id="rIdkgpe2brcqazljwh-dbjij">
+      <w:hyperlink w:history="1" r:id="rId1cadlnjczk9sdotkntmfe">
         <w:r>
           <w:rPr>
             <w:rFonts w:ascii="Calibri" w:cs="Calibri" w:eastAsia="Calibri" w:hAnsi="Calibri"/>
@@ -2583,7 +2522,7 @@
         </w:rPr>
         <w:t xml:space="preserve">Web'i keşfetmenin beş yeni yolu · 6 Mayıs 2026 · </w:t>
       </w:r>
-      <w:hyperlink w:history="1" r:id="rIdipxho9itoyofsrmrv9dkk">
+      <w:hyperlink w:history="1" r:id="rIdtp8_sqpkbggqq8unuwc_s">
         <w:r>
           <w:rPr>
             <w:rFonts w:ascii="Calibri" w:cs="Calibri" w:eastAsia="Calibri" w:hAnsi="Calibri"/>
@@ -2614,7 +2553,7 @@
         </w:rPr>
         <w:t xml:space="preserve">Orijinal ve yüksek kaliteli içerik · 27 Mayıs 2026 · </w:t>
       </w:r>
-      <w:hyperlink w:history="1" r:id="rIdc5g5ls0vlvv26nmk6lq_u">
+      <w:hyperlink w:history="1" r:id="rIdq8dsbua_7ivgvehg0iz1f">
         <w:r>
           <w:rPr>
             <w:rFonts w:ascii="Calibri" w:cs="Calibri" w:eastAsia="Calibri" w:hAnsi="Calibri"/>
@@ -2645,7 +2584,7 @@
         </w:rPr>
         <w:t xml:space="preserve">Preferred Sources yayıncı dokümantasyonu · Google Search Central · </w:t>
       </w:r>
-      <w:hyperlink w:history="1" r:id="rIdjoucg5lcewbbkp3yg8uqh">
+      <w:hyperlink w:history="1" r:id="rIdu10_tks32p4yh9liru01c">
         <w:r>
           <w:rPr>
             <w:rFonts w:ascii="Calibri" w:cs="Calibri" w:eastAsia="Calibri" w:hAnsi="Calibri"/>
@@ -2676,7 +2615,7 @@
         </w:rPr>
         <w:t xml:space="preserve">AI Overviews organik tıklama saha çalışması · Search Engine Journal · </w:t>
       </w:r>
-      <w:hyperlink w:history="1" r:id="rIdcq0kltyxwldywhigsdym4">
+      <w:hyperlink w:history="1" r:id="rIdzsi4zldw7yxrvpkfm_3wg">
         <w:r>
           <w:rPr>
             <w:rFonts w:ascii="Calibri" w:cs="Calibri" w:eastAsia="Calibri" w:hAnsi="Calibri"/>

--- a/examples/Turkcell-Tercih-Edilen-Kaynak-Butonu.docx
+++ b/examples/Turkcell-Tercih-Edilen-Kaynak-Butonu.docx
@@ -518,7 +518,7 @@
         </w:rPr>
         <w:t xml:space="preserve">Kaynak: </w:t>
       </w:r>
-      <w:hyperlink w:history="1" r:id="rIdjxhi3djjt-tpspo_cizu5">
+      <w:hyperlink w:history="1" r:id="rId8lxypmxuhi2a63a7-wi8k">
         <w:r>
           <w:rPr>
             <w:rFonts w:ascii="Calibri" w:cs="Calibri" w:eastAsia="Calibri" w:hAnsi="Calibri"/>
@@ -543,7 +543,7 @@
         </w:rPr>
         <w:t xml:space="preserve"> · </w:t>
       </w:r>
-      <w:hyperlink w:history="1" r:id="rIdy_8h2nmg-wn9apkvn175z">
+      <w:hyperlink w:history="1" r:id="rId3b_en1mquh4lp5iutlvs2">
         <w:r>
           <w:rPr>
             <w:rFonts w:ascii="Calibri" w:cs="Calibri" w:eastAsia="Calibri" w:hAnsi="Calibri"/>
@@ -568,7 +568,7 @@
         </w:rPr>
         <w:t xml:space="preserve"> · </w:t>
       </w:r>
-      <w:hyperlink w:history="1" r:id="rIdoyjxe45eanw0ojpu_fom1">
+      <w:hyperlink w:history="1" r:id="rIdfutgn56rkh1hrz48not-c">
         <w:r>
           <w:rPr>
             <w:rFonts w:ascii="Calibri" w:cs="Calibri" w:eastAsia="Calibri" w:hAnsi="Calibri"/>
@@ -652,7 +652,7 @@
           <w:sz w:val="21"/>
           <w:szCs w:val="21"/>
         </w:rPr>
-        <w:t xml:space="preserve">Kart, blog yazısının akışına yerleştirilir; okuyucu içeriği okurken karşısına çıkar.</w:t>
+        <w:t xml:space="preserve">Kart, yazının istenen yerine, gövde akışının içine veya sonuna yerleştirilir; okuyucu içeriği okurken karşısına çıkar.</w:t>
       </w:r>
     </w:p>
     <w:p>
@@ -744,7 +744,7 @@
         </w:rPr>
         <w:t xml:space="preserve">Kaynak: </w:t>
       </w:r>
-      <w:hyperlink w:history="1" r:id="rIdsus21yubpzqa2rjnfu24p">
+      <w:hyperlink w:history="1" r:id="rIdkzln32vz54u8tjn0kdt91">
         <w:r>
           <w:rPr>
             <w:rFonts w:ascii="Calibri" w:cs="Calibri" w:eastAsia="Calibri" w:hAnsi="Calibri"/>
@@ -1052,7 +1052,7 @@
         </w:rPr>
         <w:t xml:space="preserve">Kaynak: </w:t>
       </w:r>
-      <w:hyperlink w:history="1" r:id="rIds9qq_lvw9wceazhs_ij76">
+      <w:hyperlink w:history="1" r:id="rIdoovytmz0ymddcx1tf0leg">
         <w:r>
           <w:rPr>
             <w:rFonts w:ascii="Calibri" w:cs="Calibri" w:eastAsia="Calibri" w:hAnsi="Calibri"/>
@@ -1077,7 +1077,7 @@
         </w:rPr>
         <w:t xml:space="preserve"> · </w:t>
       </w:r>
-      <w:hyperlink w:history="1" r:id="rId2fqqzsvqo8evtfsattav4">
+      <w:hyperlink w:history="1" r:id="rIdgwqfz1i9r3n5jj79p9skn">
         <w:r>
           <w:rPr>
             <w:rFonts w:ascii="Calibri" w:cs="Calibri" w:eastAsia="Calibri" w:hAnsi="Calibri"/>
@@ -1163,7 +1163,7 @@
         </w:rPr>
         <w:t xml:space="preserve">Kaynak: </w:t>
       </w:r>
-      <w:hyperlink w:history="1" r:id="rIdqpqfwknoqhox4dre-vser">
+      <w:hyperlink w:history="1" r:id="rId8wfjb2z2w0qpl4uycztn6">
         <w:r>
           <w:rPr>
             <w:rFonts w:ascii="Calibri" w:cs="Calibri" w:eastAsia="Calibri" w:hAnsi="Calibri"/>
@@ -1612,7 +1612,7 @@
         </w:rPr>
         <w:t xml:space="preserve">Kaynak: </w:t>
       </w:r>
-      <w:hyperlink w:history="1" r:id="rIduqzx5cxkdi6d_etblwfe_">
+      <w:hyperlink w:history="1" r:id="rIdb0qxkr6xeburzzrwcy0kq">
         <w:r>
           <w:rPr>
             <w:rFonts w:ascii="Calibri" w:cs="Calibri" w:eastAsia="Calibri" w:hAnsi="Calibri"/>
@@ -1683,7 +1683,7 @@
           <w:sz w:val="21"/>
           <w:szCs w:val="21"/>
         </w:rPr>
-        <w:t xml:space="preserve">Aşağıda üç kart tonu yer almaktadır. Yerleşim ve çerçeve efekti ayrı eksenlerdir; toplam 45 kombinasyon ayrı bir yapılandırıcı üzerinden karşılaştırılabilir.</w:t>
+        <w:t xml:space="preserve">Aşağıda üç kart tonu yer almaktadır. Yerleşim ve çerçeve efekti ayrı eksenlerdir; toplam 45 kombinasyon ayrı bir yapılandırıcı üzerinden karşılaştırılabilir. Yayına tek kombinasyon alınmakta, seçim marka talebine göre sonradan güncellenebilmektedir.</w:t>
       </w:r>
     </w:p>
     <w:p>
@@ -2441,7 +2441,7 @@
         </w:rPr>
         <w:t xml:space="preserve">Kaynak: </w:t>
       </w:r>
-      <w:hyperlink w:history="1" r:id="rId53mow2p0y7rxwvsutny94">
+      <w:hyperlink w:history="1" r:id="rIdafokopwo39zpvhtjfexhb">
         <w:r>
           <w:rPr>
             <w:rFonts w:ascii="Calibri" w:cs="Calibri" w:eastAsia="Calibri" w:hAnsi="Calibri"/>
@@ -2491,7 +2491,7 @@
         </w:rPr>
         <w:t xml:space="preserve">Preferred Sources tüm dillerde · 30 Nisan 2026 · </w:t>
       </w:r>
-      <w:hyperlink w:history="1" r:id="rId1cadlnjczk9sdotkntmfe">
+      <w:hyperlink w:history="1" r:id="rIdlalzcd6-pwpa_g0cpqyjk">
         <w:r>
           <w:rPr>
             <w:rFonts w:ascii="Calibri" w:cs="Calibri" w:eastAsia="Calibri" w:hAnsi="Calibri"/>
@@ -2522,7 +2522,7 @@
         </w:rPr>
         <w:t xml:space="preserve">Web'i keşfetmenin beş yeni yolu · 6 Mayıs 2026 · </w:t>
       </w:r>
-      <w:hyperlink w:history="1" r:id="rIdtp8_sqpkbggqq8unuwc_s">
+      <w:hyperlink w:history="1" r:id="rIdouzxrtoyk9guythqhd9rw">
         <w:r>
           <w:rPr>
             <w:rFonts w:ascii="Calibri" w:cs="Calibri" w:eastAsia="Calibri" w:hAnsi="Calibri"/>
@@ -2553,7 +2553,7 @@
         </w:rPr>
         <w:t xml:space="preserve">Orijinal ve yüksek kaliteli içerik · 27 Mayıs 2026 · </w:t>
       </w:r>
-      <w:hyperlink w:history="1" r:id="rIdq8dsbua_7ivgvehg0iz1f">
+      <w:hyperlink w:history="1" r:id="rIdfjgenbdqx0hrftjxglkk_">
         <w:r>
           <w:rPr>
             <w:rFonts w:ascii="Calibri" w:cs="Calibri" w:eastAsia="Calibri" w:hAnsi="Calibri"/>
@@ -2584,7 +2584,7 @@
         </w:rPr>
         <w:t xml:space="preserve">Preferred Sources yayıncı dokümantasyonu · Google Search Central · </w:t>
       </w:r>
-      <w:hyperlink w:history="1" r:id="rIdu10_tks32p4yh9liru01c">
+      <w:hyperlink w:history="1" r:id="rIdiwzsywjijmccexwru1fzh">
         <w:r>
           <w:rPr>
             <w:rFonts w:ascii="Calibri" w:cs="Calibri" w:eastAsia="Calibri" w:hAnsi="Calibri"/>
@@ -2615,7 +2615,7 @@
         </w:rPr>
         <w:t xml:space="preserve">AI Overviews organik tıklama saha çalışması · Search Engine Journal · </w:t>
       </w:r>
-      <w:hyperlink w:history="1" r:id="rIdzsi4zldw7yxrvpkfm_3wg">
+      <w:hyperlink w:history="1" r:id="rIdlrwkyscj4d3hheoqmuqhz">
         <w:r>
           <w:rPr>
             <w:rFonts w:ascii="Calibri" w:cs="Calibri" w:eastAsia="Calibri" w:hAnsi="Calibri"/>
